--- a/Petições/Penhora/Penhora salarial.docx
+++ b/Petições/Penhora/Penhora salarial.docx
@@ -1484,7 +1484,7 @@
       <w:r>
         <w:rPr>
           <w:rFonts w:ascii="Calibri" w:hAnsi="Calibri" w:cs="Calibri,Bold"/>
-          <w:b/>
+          <w:b w:val="0"/>
           <w:bCs/>
           <w:color w:val="000000"/>
           <w:szCs w:val="22"/>
@@ -1496,7 +1496,7 @@
       <w:r>
         <w:rPr>
           <w:rFonts w:ascii="Calibri" w:hAnsi="Calibri" w:cs="Calibri,Bold"/>
-          <w:b/>
+          <w:b w:val="0"/>
           <w:bCs/>
           <w:color w:val="000000"/>
           <w:szCs w:val="22"/>
@@ -1508,7 +1508,7 @@
       <w:r>
         <w:rPr>
           <w:rFonts w:ascii="Calibri" w:hAnsi="Calibri" w:cs="Calibri,Bold"/>
-          <w:b/>
+          <w:b w:val="0"/>
           <w:bCs/>
           <w:color w:val="000000"/>
           <w:szCs w:val="22"/>
@@ -1518,7 +1518,7 @@
       <w:r>
         <w:rPr>
           <w:rFonts w:ascii="Calibri" w:hAnsi="Calibri" w:cs="Calibri,Bold"/>
-          <w:b/>
+          <w:b w:val="0"/>
           <w:bCs/>
           <w:color w:val="000000"/>
           <w:szCs w:val="22"/>

--- a/Petições/Penhora/Penhora salarial.docx
+++ b/Petições/Penhora/Penhora salarial.docx
@@ -262,234 +262,366 @@
         </w:rPr>
         <w:t>(</w:t>
       </w:r>
+      <w:r>
+        <w:rPr>
+          <w:rFonts w:ascii="Calibri" w:hAnsi="Calibri" w:cs="Calibri,Bold"/>
+          <w:b/>
+          <w:bCs/>
+          <w:color w:val="000000"/>
+          <w:sz w:val="24"/>
+          <w:szCs w:val="22"/>
+          <w:highlight w:val="yellow"/>
+        </w:rPr>
+        <w:t xml:space="preserve">ré ou rés ou </w:t>
+      </w:r>
+      <w:r>
+        <w:rPr>
+          <w:rFonts w:ascii="Calibri" w:hAnsi="Calibri" w:cs="Calibri,Bold"/>
+          <w:b/>
+          <w:bCs/>
+          <w:color w:val="000000"/>
+          <w:sz w:val="24"/>
+          <w:szCs w:val="22"/>
+          <w:highlight w:val="yellow"/>
+        </w:rPr>
+        <w:t>réu ou réus)</w:t>
+      </w:r>
+      <w:r>
+        <w:rPr>
+          <w:rFonts w:ascii="Calibri" w:hAnsi="Calibri" w:cs="Calibri"/>
+          <w:sz w:val="24"/>
+          <w:szCs w:val="22"/>
+        </w:rPr>
+        <w:t xml:space="preserve">, vem respeitosamente perante V. </w:t>
+      </w:r>
+      <w:proofErr w:type="spellStart"/>
+      <w:r>
+        <w:rPr>
+          <w:rFonts w:ascii="Calibri" w:hAnsi="Calibri" w:cs="Calibri"/>
+          <w:sz w:val="24"/>
+          <w:szCs w:val="22"/>
+        </w:rPr>
+        <w:t>Exa</w:t>
+      </w:r>
+      <w:proofErr w:type="spellEnd"/>
       <w:proofErr w:type="gramStart"/>
       <w:r>
         <w:rPr>
-          <w:rFonts w:ascii="Calibri" w:hAnsi="Calibri" w:cs="Calibri,Bold"/>
-          <w:b/>
-          <w:bCs/>
-          <w:color w:val="000000"/>
-          <w:sz w:val="24"/>
-          <w:szCs w:val="22"/>
+          <w:rFonts w:ascii="Calibri" w:hAnsi="Calibri" w:cs="Calibri"/>
+          <w:sz w:val="24"/>
+          <w:szCs w:val="22"/>
+        </w:rPr>
+        <w:t>.,</w:t>
+      </w:r>
+      <w:proofErr w:type="gramEnd"/>
+      <w:r>
+        <w:rPr>
+          <w:rFonts w:ascii="Calibri" w:hAnsi="Calibri" w:cs="Calibri"/>
+          <w:sz w:val="24"/>
+          <w:szCs w:val="22"/>
+        </w:rPr>
+        <w:t xml:space="preserve"> </w:t>
+      </w:r>
+      <w:r>
+        <w:rPr>
+          <w:rFonts w:ascii="Calibri" w:hAnsi="Calibri" w:cs="Calibri"/>
+          <w:sz w:val="24"/>
+          <w:szCs w:val="22"/>
+        </w:rPr>
+        <w:t xml:space="preserve">manifestar e requerer o que segue. </w:t>
+      </w:r>
+    </w:p>
+    <w:p>
+      <w:pPr>
+        <w:spacing w:line="360" w:lineRule="auto"/>
+        <w:rPr>
+          <w:rFonts w:ascii="Calibri" w:hAnsi="Calibri" w:cs="Calibri"/>
+          <w:sz w:val="24"/>
+          <w:szCs w:val="22"/>
+        </w:rPr>
+      </w:pPr>
+    </w:p>
+    <w:p>
+      <w:pPr>
+        <w:spacing w:line="360" w:lineRule="auto"/>
+        <w:rPr>
+          <w:rFonts w:ascii="Calibri" w:hAnsi="Calibri" w:cs="Calibri"/>
+          <w:color w:val="FF0000"/>
+          <w:sz w:val="24"/>
+        </w:rPr>
+      </w:pPr>
+      <w:r>
+        <w:rPr>
+          <w:rFonts w:ascii="Calibri" w:hAnsi="Calibri" w:cs="Calibri"/>
+          <w:color w:val="FF0000"/>
+          <w:sz w:val="24"/>
+        </w:rPr>
+        <w:t>(</w:t>
+      </w:r>
+      <w:r>
+        <w:rPr>
+          <w:rFonts w:ascii="Calibri" w:hAnsi="Calibri" w:cs="Calibri"/>
+          <w:color w:val="FF0000"/>
+          <w:sz w:val="24"/>
+        </w:rPr>
+        <w:t>Descrever o documento de referência, motivo, empresa empregadora e CNPJ</w:t>
+      </w:r>
+      <w:r>
+        <w:rPr>
+          <w:rFonts w:ascii="Calibri" w:hAnsi="Calibri" w:cs="Calibri"/>
+          <w:color w:val="FF0000"/>
+          <w:sz w:val="24"/>
+        </w:rPr>
+        <w:t>, exemplo</w:t>
+      </w:r>
+      <w:r>
+        <w:rPr>
+          <w:rFonts w:ascii="Calibri" w:hAnsi="Calibri" w:cs="Calibri"/>
+          <w:color w:val="FF0000"/>
+          <w:sz w:val="24"/>
+        </w:rPr>
+        <w:t xml:space="preserve">: </w:t>
+      </w:r>
+      <w:r>
+        <w:rPr>
+          <w:rFonts w:ascii="Calibri" w:hAnsi="Calibri" w:cs="Calibri"/>
+          <w:color w:val="FF0000"/>
+          <w:sz w:val="24"/>
+        </w:rPr>
+        <w:t xml:space="preserve">diante do retorno positivo da pesquisa junto ao </w:t>
+      </w:r>
+      <w:r>
+        <w:rPr>
+          <w:rFonts w:ascii="Calibri" w:hAnsi="Calibri" w:cs="Calibri"/>
+          <w:color w:val="FF0000"/>
+          <w:sz w:val="24"/>
+        </w:rPr>
+        <w:t>xxx</w:t>
+      </w:r>
+      <w:r>
+        <w:rPr>
+          <w:rFonts w:ascii="Calibri" w:hAnsi="Calibri" w:cs="Calibri"/>
+          <w:color w:val="FF0000"/>
+          <w:sz w:val="24"/>
+        </w:rPr>
+        <w:t xml:space="preserve">, constatou-se que existe vinculo junto ao empregador </w:t>
+      </w:r>
+      <w:r>
+        <w:rPr>
+          <w:rFonts w:ascii="Calibri" w:hAnsi="Calibri" w:cs="Calibri"/>
+          <w:color w:val="FF0000"/>
+          <w:sz w:val="24"/>
+        </w:rPr>
+        <w:t>xxx</w:t>
+      </w:r>
+      <w:r>
+        <w:rPr>
+          <w:rFonts w:ascii="Calibri" w:hAnsi="Calibri" w:cs="Calibri"/>
+          <w:color w:val="FF0000"/>
+          <w:sz w:val="24"/>
+        </w:rPr>
+        <w:t xml:space="preserve">, inscrito no CNPJ </w:t>
+      </w:r>
+      <w:r>
+        <w:rPr>
+          <w:rFonts w:ascii="Calibri" w:hAnsi="Calibri" w:cs="Calibri"/>
+          <w:color w:val="FF0000"/>
+          <w:sz w:val="24"/>
+        </w:rPr>
+        <w:t>xxx</w:t>
+      </w:r>
+      <w:proofErr w:type="gramStart"/>
+      <w:r>
+        <w:rPr>
+          <w:rFonts w:ascii="Calibri" w:hAnsi="Calibri" w:cs="Calibri"/>
+          <w:color w:val="FF0000"/>
+          <w:sz w:val="24"/>
+        </w:rPr>
+        <w:t>)</w:t>
+      </w:r>
+      <w:proofErr w:type="gramEnd"/>
+    </w:p>
+    <w:p>
+      <w:pPr>
+        <w:spacing w:line="360" w:lineRule="auto"/>
+        <w:rPr>
+          <w:rFonts w:ascii="Calibri" w:hAnsi="Calibri" w:cs="Calibri"/>
+          <w:color w:val="FF0000"/>
+          <w:sz w:val="24"/>
+        </w:rPr>
+      </w:pPr>
+    </w:p>
+    <w:p>
+      <w:pPr>
+        <w:spacing w:line="360" w:lineRule="auto"/>
+        <w:rPr>
+          <w:rFonts w:ascii="Calibri" w:hAnsi="Calibri" w:cs="Calibri"/>
+          <w:color w:val="000000"/>
+          <w:sz w:val="24"/>
+        </w:rPr>
+      </w:pPr>
+      <w:r>
+        <w:rPr>
+          <w:rFonts w:ascii="Calibri" w:hAnsi="Calibri" w:cs="Calibri"/>
+          <w:color w:val="000000"/>
+          <w:sz w:val="24"/>
+        </w:rPr>
+        <w:t>Diante disso, requer a</w:t>
+      </w:r>
+      <w:r>
+        <w:rPr>
+          <w:rFonts w:ascii="Calibri" w:hAnsi="Calibri" w:cs="Calibri"/>
+          <w:color w:val="000000"/>
+          <w:sz w:val="24"/>
+        </w:rPr>
+        <w:t xml:space="preserve"> parte</w:t>
+      </w:r>
+      <w:r>
+        <w:rPr>
+          <w:rFonts w:ascii="Calibri" w:hAnsi="Calibri" w:cs="Calibri"/>
+          <w:color w:val="000000"/>
+          <w:sz w:val="24"/>
+        </w:rPr>
+        <w:t xml:space="preserve"> Exequente que </w:t>
+      </w:r>
+      <w:proofErr w:type="gramStart"/>
+      <w:r>
+        <w:rPr>
+          <w:rFonts w:ascii="Calibri" w:hAnsi="Calibri" w:cs="Calibri"/>
+          <w:color w:val="000000"/>
+          <w:sz w:val="24"/>
+        </w:rPr>
+        <w:t>seja oficiado</w:t>
+      </w:r>
+      <w:proofErr w:type="gramEnd"/>
+      <w:r>
+        <w:rPr>
+          <w:rFonts w:ascii="Calibri" w:hAnsi="Calibri" w:cs="Calibri"/>
+          <w:color w:val="000000"/>
+          <w:sz w:val="24"/>
+        </w:rPr>
+        <w:t xml:space="preserve"> </w:t>
+      </w:r>
+      <w:r>
+        <w:rPr>
+          <w:rFonts w:ascii="Calibri" w:hAnsi="Calibri" w:cs="Calibri"/>
+          <w:sz w:val="24"/>
           <w:highlight w:val="yellow"/>
         </w:rPr>
-        <w:t>réu ou réus</w:t>
-      </w:r>
-      <w:proofErr w:type="gramEnd"/>
-      <w:r>
-        <w:rPr>
-          <w:rFonts w:ascii="Calibri" w:hAnsi="Calibri" w:cs="Calibri,Bold"/>
-          <w:b/>
-          <w:bCs/>
-          <w:color w:val="000000"/>
-          <w:sz w:val="24"/>
-          <w:szCs w:val="22"/>
+        <w:t>o empregador</w:t>
+      </w:r>
+      <w:r>
+        <w:rPr>
+          <w:rFonts w:ascii="Calibri" w:hAnsi="Calibri" w:cs="Calibri"/>
+          <w:sz w:val="24"/>
           <w:highlight w:val="yellow"/>
         </w:rPr>
+      </w:r>
+      <w:r>
+        <w:rPr>
+          <w:rFonts w:ascii="Calibri" w:hAnsi="Calibri" w:cs="Calibri"/>
+          <w:sz w:val="24"/>
+        </w:rPr>
+      </w:r>
+      <w:r>
+        <w:rPr>
+          <w:rFonts w:ascii="Calibri" w:hAnsi="Calibri" w:cs="Calibri"/>
+          <w:color w:val="FF0000"/>
+          <w:sz w:val="24"/>
+        </w:rPr>
+        <w:t xml:space="preserve"> </w:t>
+      </w:r>
+      <w:r>
+        <w:rPr>
+          <w:rFonts w:ascii="Calibri" w:hAnsi="Calibri" w:cs="Calibri"/>
+          <w:color w:val="FF0000"/>
+          <w:sz w:val="24"/>
+        </w:rPr>
+        <w:t>(</w:t>
+      </w:r>
+      <w:r>
+        <w:rPr>
+          <w:rFonts w:ascii="Calibri" w:hAnsi="Calibri" w:cs="Calibri"/>
+          <w:color w:val="FF0000"/>
+          <w:sz w:val="24"/>
+        </w:rPr>
+        <w:t>xxx</w:t>
+      </w:r>
+      <w:r>
+        <w:rPr>
+          <w:rFonts w:ascii="Calibri" w:hAnsi="Calibri" w:cs="Calibri"/>
+          <w:color w:val="FF0000"/>
+          <w:sz w:val="24"/>
+        </w:rPr>
         <w:t>)</w:t>
       </w:r>
       <w:r>
         <w:rPr>
           <w:rFonts w:ascii="Calibri" w:hAnsi="Calibri" w:cs="Calibri"/>
-          <w:sz w:val="24"/>
-          <w:szCs w:val="22"/>
-        </w:rPr>
-        <w:t xml:space="preserve">, vem respeitosamente perante V. </w:t>
-      </w:r>
-      <w:proofErr w:type="spellStart"/>
-      <w:r>
-        <w:rPr>
-          <w:rFonts w:ascii="Calibri" w:hAnsi="Calibri" w:cs="Calibri"/>
-          <w:sz w:val="24"/>
-          <w:szCs w:val="22"/>
-        </w:rPr>
-        <w:t>Exa</w:t>
-      </w:r>
-      <w:proofErr w:type="spellEnd"/>
-      <w:r>
-        <w:rPr>
-          <w:rFonts w:ascii="Calibri" w:hAnsi="Calibri" w:cs="Calibri"/>
-          <w:sz w:val="24"/>
-          <w:szCs w:val="22"/>
-        </w:rPr>
-        <w:t xml:space="preserve">., </w:t>
-      </w:r>
-      <w:r>
-        <w:rPr>
-          <w:rFonts w:ascii="Calibri" w:hAnsi="Calibri" w:cs="Calibri"/>
-          <w:sz w:val="24"/>
-          <w:szCs w:val="22"/>
-        </w:rPr>
-        <w:t xml:space="preserve">manifestar e requerer o que segue. </w:t>
-      </w:r>
-    </w:p>
-    <w:p>
-      <w:pPr>
-        <w:spacing w:line="360" w:lineRule="auto"/>
-        <w:rPr>
-          <w:rFonts w:ascii="Calibri" w:hAnsi="Calibri" w:cs="Calibri"/>
-          <w:sz w:val="24"/>
-          <w:szCs w:val="22"/>
-        </w:rPr>
-      </w:pPr>
-    </w:p>
-    <w:p>
-      <w:pPr>
-        <w:spacing w:line="360" w:lineRule="auto"/>
+          <w:color w:val="000000"/>
+          <w:sz w:val="24"/>
+        </w:rPr>
+        <w:t xml:space="preserve">, localizado no endereço: </w:t>
+      </w:r>
+      <w:r>
         <w:rPr>
           <w:rFonts w:ascii="Calibri" w:hAnsi="Calibri" w:cs="Calibri"/>
           <w:color w:val="FF0000"/>
           <w:sz w:val="24"/>
         </w:rPr>
-      </w:pPr>
-      <w:r>
-        <w:rPr>
-          <w:rFonts w:ascii="Calibri" w:hAnsi="Calibri" w:cs="Calibri"/>
-          <w:color w:val="FF0000"/>
-          <w:sz w:val="24"/>
-        </w:rPr>
-        <w:t>(</w:t>
-      </w:r>
-      <w:r>
-        <w:rPr>
-          <w:rFonts w:ascii="Calibri" w:hAnsi="Calibri" w:cs="Calibri"/>
-          <w:color w:val="FF0000"/>
-          <w:sz w:val="24"/>
-        </w:rPr>
-        <w:t>Descrever o documento de referência, motivo, empresa empregadora e CNPJ</w:t>
-      </w:r>
-      <w:r>
-        <w:rPr>
-          <w:rFonts w:ascii="Calibri" w:hAnsi="Calibri" w:cs="Calibri"/>
-          <w:color w:val="FF0000"/>
-          <w:sz w:val="24"/>
-        </w:rPr>
-        <w:t>, exemplo</w:t>
-      </w:r>
-      <w:r>
-        <w:rPr>
-          <w:rFonts w:ascii="Calibri" w:hAnsi="Calibri" w:cs="Calibri"/>
-          <w:color w:val="FF0000"/>
-          <w:sz w:val="24"/>
-        </w:rPr>
-        <w:t xml:space="preserve">: </w:t>
-      </w:r>
-      <w:r>
-        <w:rPr>
-          <w:rFonts w:ascii="Calibri" w:hAnsi="Calibri" w:cs="Calibri"/>
-          <w:color w:val="FF0000"/>
-          <w:sz w:val="24"/>
-        </w:rPr>
-        <w:t xml:space="preserve">diante do retorno positivo da pesquisa junto ao </w:t>
-      </w:r>
-      <w:r>
-        <w:rPr>
-          <w:rFonts w:ascii="Calibri" w:hAnsi="Calibri" w:cs="Calibri"/>
-          <w:color w:val="FF0000"/>
-          <w:sz w:val="24"/>
-        </w:rPr>
         <w:t>xxx</w:t>
       </w:r>
       <w:r>
         <w:rPr>
           <w:rFonts w:ascii="Calibri" w:hAnsi="Calibri" w:cs="Calibri"/>
-          <w:color w:val="FF0000"/>
-          <w:sz w:val="24"/>
-        </w:rPr>
-        <w:t xml:space="preserve">, constatou-se que existe vinculo junto ao empregador </w:t>
-      </w:r>
-      <w:r>
-        <w:rPr>
-          <w:rFonts w:ascii="Calibri" w:hAnsi="Calibri" w:cs="Calibri"/>
-          <w:color w:val="FF0000"/>
-          <w:sz w:val="24"/>
-        </w:rPr>
-        <w:t>xxx</w:t>
-      </w:r>
-      <w:r>
-        <w:rPr>
-          <w:rFonts w:ascii="Calibri" w:hAnsi="Calibri" w:cs="Calibri"/>
-          <w:color w:val="FF0000"/>
-          <w:sz w:val="24"/>
-        </w:rPr>
-        <w:t xml:space="preserve">, inscrito no CNPJ </w:t>
-      </w:r>
-      <w:r>
-        <w:rPr>
-          <w:rFonts w:ascii="Calibri" w:hAnsi="Calibri" w:cs="Calibri"/>
-          <w:color w:val="FF0000"/>
-          <w:sz w:val="24"/>
-        </w:rPr>
-        <w:t>xxx</w:t>
-      </w:r>
-      <w:proofErr w:type="gramStart"/>
-      <w:r>
-        <w:rPr>
-          <w:rFonts w:ascii="Calibri" w:hAnsi="Calibri" w:cs="Calibri"/>
-          <w:color w:val="FF0000"/>
-          <w:sz w:val="24"/>
+          <w:color w:val="000000"/>
+          <w:sz w:val="24"/>
+        </w:rPr>
+        <w:t xml:space="preserve">, para que informe a este juízo se </w:t>
+      </w:r>
+      <w:r>
+        <w:rPr>
+          <w:rFonts w:ascii="Calibri" w:hAnsi="Calibri" w:cs="Calibri"/>
+          <w:color w:val="000000"/>
+          <w:sz w:val="24"/>
+        </w:rPr>
+        <w:t xml:space="preserve">o </w:t>
+      </w:r>
+      <w:r>
+        <w:rPr>
+          <w:rFonts w:ascii="Calibri" w:hAnsi="Calibri" w:cs="Calibri"/>
+          <w:color w:val="000000"/>
+          <w:sz w:val="24"/>
+        </w:rPr>
+        <w:t xml:space="preserve">vínculo ainda se encontra ativo, o valor da remuneração, o cargo ocupado e os descontos legais efetivados no contracheque </w:t>
+      </w:r>
+      <w:r>
+        <w:rPr>
+          <w:rFonts w:ascii="Calibri" w:hAnsi="Calibri" w:cs="Calibri"/>
+          <w:sz w:val="24"/>
+          <w:highlight w:val="yellow"/>
+        </w:rPr>
+        <w:t>(do ou dos</w:t>
+      </w:r>
+      <w:r>
+        <w:rPr>
+          <w:rFonts w:ascii="Calibri" w:hAnsi="Calibri" w:cs="Calibri"/>
+          <w:sz w:val="24"/>
+          <w:highlight w:val="yellow"/>
+        </w:rPr>
+        <w:t xml:space="preserve"> ou da ou das</w:t>
+      </w:r>
+      <w:r>
+        <w:rPr>
+          <w:rFonts w:ascii="Calibri" w:hAnsi="Calibri" w:cs="Calibri"/>
+          <w:sz w:val="24"/>
+          <w:highlight w:val="yellow"/>
         </w:rPr>
         <w:t>)</w:t>
       </w:r>
-      <w:proofErr w:type="gramEnd"/>
-    </w:p>
-    <w:p>
-      <w:pPr>
-        <w:spacing w:line="360" w:lineRule="auto"/>
-        <w:rPr>
-          <w:rFonts w:ascii="Calibri" w:hAnsi="Calibri" w:cs="Calibri"/>
-          <w:color w:val="FF0000"/>
-          <w:sz w:val="24"/>
-        </w:rPr>
-      </w:pPr>
-    </w:p>
-    <w:p>
-      <w:pPr>
-        <w:spacing w:line="360" w:lineRule="auto"/>
-        <w:rPr>
-          <w:rFonts w:ascii="Calibri" w:hAnsi="Calibri" w:cs="Calibri"/>
-          <w:color w:val="000000"/>
-          <w:sz w:val="24"/>
-        </w:rPr>
-      </w:pPr>
-      <w:r>
-        <w:rPr>
-          <w:rFonts w:ascii="Calibri" w:hAnsi="Calibri" w:cs="Calibri"/>
-          <w:color w:val="000000"/>
-          <w:sz w:val="24"/>
-        </w:rPr>
-        <w:t>Diante disso, requer a</w:t>
-      </w:r>
-      <w:r>
-        <w:rPr>
-          <w:rFonts w:ascii="Calibri" w:hAnsi="Calibri" w:cs="Calibri"/>
-          <w:color w:val="000000"/>
-          <w:sz w:val="24"/>
-        </w:rPr>
-        <w:t xml:space="preserve"> parte</w:t>
-      </w:r>
-      <w:r>
-        <w:rPr>
-          <w:rFonts w:ascii="Calibri" w:hAnsi="Calibri" w:cs="Calibri"/>
-          <w:color w:val="000000"/>
-          <w:sz w:val="24"/>
-        </w:rPr>
-        <w:t xml:space="preserve"> Exequente que </w:t>
-      </w:r>
-      <w:proofErr w:type="gramStart"/>
-      <w:r>
-        <w:rPr>
-          <w:rFonts w:ascii="Calibri" w:hAnsi="Calibri" w:cs="Calibri"/>
-          <w:color w:val="000000"/>
-          <w:sz w:val="24"/>
-        </w:rPr>
-        <w:t>seja oficiado</w:t>
-      </w:r>
-      <w:proofErr w:type="gramEnd"/>
-      <w:r>
-        <w:rPr>
-          <w:rFonts w:ascii="Calibri" w:hAnsi="Calibri" w:cs="Calibri"/>
-          <w:color w:val="000000"/>
+      <w:r>
+        <w:rPr>
+          <w:rFonts w:ascii="Calibri" w:hAnsi="Calibri" w:cs="Calibri"/>
           <w:sz w:val="24"/>
         </w:rPr>
         <w:t xml:space="preserve"> </w:t>
@@ -497,66 +629,26 @@
       <w:r>
         <w:rPr>
           <w:rFonts w:ascii="Calibri" w:hAnsi="Calibri" w:cs="Calibri"/>
-          <w:color w:val="FF0000"/>
-          <w:sz w:val="24"/>
-        </w:rPr>
-        <w:t>(o empregador xxx</w:t>
-      </w:r>
-      <w:r>
-        <w:rPr>
-          <w:rFonts w:ascii="Calibri" w:hAnsi="Calibri" w:cs="Calibri"/>
-          <w:color w:val="FF0000"/>
-          <w:sz w:val="24"/>
+          <w:sz w:val="24"/>
+          <w:highlight w:val="yellow"/>
+        </w:rPr>
+        <w:t>(executado ou executados</w:t>
+      </w:r>
+      <w:r>
+        <w:rPr>
+          <w:rFonts w:ascii="Calibri" w:hAnsi="Calibri" w:cs="Calibri"/>
+          <w:sz w:val="24"/>
+          <w:highlight w:val="yellow"/>
+        </w:rPr>
+        <w:t xml:space="preserve"> ou executada ou executadas</w:t>
+      </w:r>
+      <w:r>
+        <w:rPr>
+          <w:rFonts w:ascii="Calibri" w:hAnsi="Calibri" w:cs="Calibri"/>
+          <w:sz w:val="24"/>
+          <w:highlight w:val="yellow"/>
         </w:rPr>
         <w:t>)</w:t>
-      </w:r>
-      <w:r>
-        <w:rPr>
-          <w:rFonts w:ascii="Calibri" w:hAnsi="Calibri" w:cs="Calibri"/>
-          <w:color w:val="000000"/>
-          <w:sz w:val="24"/>
-        </w:rPr>
-        <w:t xml:space="preserve">, localizado no endereço: </w:t>
-      </w:r>
-      <w:r>
-        <w:rPr>
-          <w:rFonts w:ascii="Calibri" w:hAnsi="Calibri" w:cs="Calibri"/>
-          <w:color w:val="FF0000"/>
-          <w:sz w:val="24"/>
-        </w:rPr>
-        <w:t>xxx</w:t>
-      </w:r>
-      <w:r>
-        <w:rPr>
-          <w:rFonts w:ascii="Calibri" w:hAnsi="Calibri" w:cs="Calibri"/>
-          <w:color w:val="000000"/>
-          <w:sz w:val="24"/>
-        </w:rPr>
-        <w:t xml:space="preserve">, para que informe a este juízo se </w:t>
-      </w:r>
-      <w:r>
-        <w:rPr>
-          <w:rFonts w:ascii="Calibri" w:hAnsi="Calibri" w:cs="Calibri"/>
-          <w:color w:val="000000"/>
-          <w:sz w:val="24"/>
-        </w:rPr>
-        <w:t xml:space="preserve">o </w:t>
-      </w:r>
-      <w:r>
-        <w:rPr>
-          <w:rFonts w:ascii="Calibri" w:hAnsi="Calibri" w:cs="Calibri"/>
-          <w:color w:val="000000"/>
-          <w:sz w:val="24"/>
-        </w:rPr>
-        <w:t xml:space="preserve">vínculo ainda se encontra ativo, o valor da remuneração, o cargo ocupado e os descontos legais efetivados no contracheque </w:t>
-      </w:r>
-      <w:r>
-        <w:rPr>
-          <w:rFonts w:ascii="Calibri" w:hAnsi="Calibri" w:cs="Calibri"/>
-          <w:color w:val="FF0000"/>
-          <w:sz w:val="24"/>
-        </w:rPr>
-        <w:t>(do ou dos) (executado ou executados)</w:t>
       </w:r>
       <w:r>
         <w:rPr>
@@ -705,7 +797,18 @@
           <w:sz w:val="20"/>
           <w:szCs w:val="20"/>
         </w:rPr>
-        <w:t xml:space="preserve">AGRAVO DE INSTRUMENTO. EXECUÇÃO FISCAL. RESTITUIÇÃO TCE/RJ. DECISÃO QUE CONSIDEROU AS DIVERSAS TENTATIVAS FRUSTRADAS DE SATISFAÇÃO DO CRÉDITO E DETERMINOU A PENHORA DE 30% DOS RENDIMENTOS LÍQUIDOS DA PARTE EXECUTADA. IRRESIGNAÇÃO DA EXECUTADA. ALEGAÇÃO DE IMPENHORABILIDADE DOS RENDIMENTOS E DE COMPROMETIMENTO DO SUSTENTO FAMILIAR. PEQUENA REFORMA DO DECISUM QUE SE IMPÕE. DE FATO, A IMPENHORABILIDADE DE QUANTIA REFERENTE </w:t>
+        <w:t xml:space="preserve">AGRAVO DE INSTRUMENTO. EXECUÇÃO FISCAL. RESTITUIÇÃO TCE/RJ. DECISÃO QUE CONSIDEROU AS DIVERSAS TENTATIVAS FRUSTRADAS DE SATISFAÇÃO DO CRÉDITO E DETERMINOU A PENHORA DE 30% DOS RENDIMENTOS LÍQUIDOS DA PARTE EXECUTADA. IRRESIGNAÇÃO DA EXECUTADA. ALEGAÇÃO DE IMPENHORABILIDADE DOS RENDIMENTOS E DE COMPROMETIMENTO DO SUSTENTO FAMILIAR. PEQUENA REFORMA DO DECISUM QUE SE IMPÕE. DE </w:t>
+      </w:r>
+      <w:r>
+        <w:rPr>
+          <w:rFonts w:ascii="Calibri" w:hAnsi="Calibri" w:cs="Calibri"/>
+          <w:bCs/>
+          <w:color w:val="000000"/>
+          <w:sz w:val="20"/>
+          <w:szCs w:val="20"/>
+        </w:rPr>
+        <w:lastRenderedPageBreak/>
+        <w:t xml:space="preserve">FATO, A IMPENHORABILIDADE DE QUANTIA REFERENTE </w:t>
       </w:r>
       <w:proofErr w:type="gramStart"/>
       <w:r>
@@ -727,18 +830,7 @@
           <w:sz w:val="20"/>
           <w:szCs w:val="20"/>
         </w:rPr>
-        <w:t xml:space="preserve"> SALÁRIO, PREVISTA </w:t>
-      </w:r>
-      <w:r>
-        <w:rPr>
-          <w:rFonts w:ascii="Calibri" w:hAnsi="Calibri" w:cs="Calibri"/>
-          <w:bCs/>
-          <w:color w:val="000000"/>
-          <w:sz w:val="20"/>
-          <w:szCs w:val="20"/>
-        </w:rPr>
-        <w:lastRenderedPageBreak/>
-        <w:t>NO INCISO IV DO ARTIGO 833 DO CPC, NA ESTEIRA DO ATUAL ENTENDIMENTO JURISPRUDENCIAL, RESTOU MITIGADA, NO SENTIDO DE QUE A PENHORA DE ATÉ 30% DOS VENCIMENTOS LÍQUIDOS DO DEVEDOR NÃO IMPLICA ONEROSIDADE EXCESSIVA, SENDO QUE TAL MITIGAÇÃO VEM EM PROL DA EFETIVIDADE DO PROCESSO DE EXECUÇÃO E NÃO CONSTITUI AFRONTA AO PRINCÍPIO DE QUE A EXECUÇÃO DEVE SE PROCESSAR DA FORMA MENOS ONEROSA AO DEVEDOR. CONTUDO, O VALOR BLOQUEADO NÃO PODE VIOLAR OS PRINCÍPIOS DA DIGNIDADE DA PESSOA HUMANA E DO MÍNIMO EXISTENCIAL. PRECEDENTES JURISPRUDENCIAIS. NO CASO CONCRETO, A PENHORA DE 30% (TRINTA POR CENTO) DO SALÁRIO LÍQUIDO DO AGRAVANTE VIOLA OS PRINCÍPIOS DA DIGNIDADE DA PESSOA HUMANA E DO MÍNIMO EXISTENCIAL, ALÉM DO PRINCÍPIO DA RAZOABILIDADE, RAZÃO PELA QUAL DEVE SER REDUZIDO O PERCENTUAL DA PENHORA PARA O PATAMAR DE 15% (QUINZE POR CENTO) DOS VENCIMENTOS LÍQUIDOS DO EXECUTADO. RECURSO CONHECIDO E PARCIALMENTE PROVIDO.</w:t>
+        <w:t xml:space="preserve"> SALÁRIO, PREVISTA NO INCISO IV DO ARTIGO 833 DO CPC, NA ESTEIRA DO ATUAL ENTENDIMENTO JURISPRUDENCIAL, RESTOU MITIGADA, NO SENTIDO DE QUE A PENHORA DE ATÉ 30% DOS VENCIMENTOS LÍQUIDOS DO DEVEDOR NÃO IMPLICA ONEROSIDADE EXCESSIVA, SENDO QUE TAL MITIGAÇÃO VEM EM PROL DA EFETIVIDADE DO PROCESSO DE EXECUÇÃO E NÃO CONSTITUI AFRONTA AO PRINCÍPIO DE QUE A EXECUÇÃO DEVE SE PROCESSAR DA FORMA MENOS ONEROSA AO DEVEDOR. CONTUDO, O VALOR BLOQUEADO NÃO PODE VIOLAR OS PRINCÍPIOS DA DIGNIDADE DA PESSOA HUMANA E DO MÍNIMO EXISTENCIAL. PRECEDENTES JURISPRUDENCIAIS. NO CASO CONCRETO, A PENHORA DE 30% (TRINTA POR CENTO) DO SALÁRIO LÍQUIDO DO AGRAVANTE VIOLA OS PRINCÍPIOS DA DIGNIDADE DA PESSOA HUMANA E DO MÍNIMO EXISTENCIAL, ALÉM DO PRINCÍPIO DA RAZOABILIDADE, RAZÃO PELA QUAL DEVE SER REDUZIDO O PERCENTUAL DA PENHORA PARA O PATAMAR DE 15% (QUINZE POR CENTO) DOS VENCIMENTOS LÍQUIDOS DO EXECUTADO. RECURSO CONHECIDO E PARCIALMENTE PROVIDO.</w:t>
       </w:r>
       <w:r>
         <w:rPr>
@@ -1029,7 +1121,15 @@
           <w:rFonts w:ascii="Calibri" w:hAnsi="Calibri" w:cs="Calibri"/>
           <w:color w:val="000000"/>
         </w:rPr>
-        <w:t>Frise-se, Excelência, que a penhora do montante de 30% (trinta por cento) da verba  visa coadunar o interesse da Exequente com a mínima  onerosidade, como bem pondera a jurisprudência do Superior Tribunal de Justiça, em  que “</w:t>
+        <w:t xml:space="preserve">Frise-se, Excelência, que a penhora do montante de 30% (trinta por cento) da verba  visa coadunar o interesse da Exequente com a mínima  onerosidade, como bem pondera a </w:t>
+      </w:r>
+      <w:r>
+        <w:rPr>
+          <w:rFonts w:ascii="Calibri" w:hAnsi="Calibri" w:cs="Calibri"/>
+          <w:color w:val="000000"/>
+        </w:rPr>
+        <w:lastRenderedPageBreak/>
+        <w:t>jurisprudência do Superior Tribunal de Justiça, em  que “</w:t>
       </w:r>
       <w:r>
         <w:rPr>
@@ -1037,16 +1137,7 @@
           <w:i/>
           <w:color w:val="000000"/>
         </w:rPr>
-        <w:t xml:space="preserve">a regra geral de </w:t>
-      </w:r>
-      <w:r>
-        <w:rPr>
-          <w:rFonts w:ascii="Calibri" w:hAnsi="Calibri" w:cs="Calibri"/>
-          <w:i/>
-          <w:color w:val="000000"/>
-        </w:rPr>
-        <w:lastRenderedPageBreak/>
-        <w:t>impenhorabilidade de vencimentos pode ser excepcionada a  fim de garantir a efetividade da tutela jurisdicional, desde que observado percentual  capaz de assegurar a dignidade do devedor e de sua família</w:t>
+        <w:t>a regra geral de impenhorabilidade de vencimentos pode ser excepcionada a  fim de garantir a efetividade da tutela jurisdicional, desde que observado percentual  capaz de assegurar a dignidade do devedor e de sua família</w:t>
       </w:r>
       <w:r>
         <w:rPr>
@@ -1386,51 +1477,78 @@
       <w:r>
         <w:rPr>
           <w:rFonts w:ascii="Calibri" w:hAnsi="Calibri" w:cs="Calibri"/>
-          <w:color w:val="FF0000"/>
+          <w:highlight w:val="yellow"/>
         </w:rPr>
         <w:t>(</w:t>
       </w:r>
       <w:r>
         <w:rPr>
           <w:rFonts w:ascii="Calibri" w:hAnsi="Calibri" w:cs="Calibri"/>
-          <w:color w:val="FF0000"/>
+          <w:highlight w:val="yellow"/>
         </w:rPr>
         <w:t>do</w:t>
       </w:r>
       <w:r>
         <w:rPr>
           <w:rFonts w:ascii="Calibri" w:hAnsi="Calibri" w:cs="Calibri"/>
-          <w:color w:val="FF0000"/>
-        </w:rPr>
-        <w:t xml:space="preserve"> ou dos)</w:t>
-      </w:r>
-      <w:r>
-        <w:rPr>
-          <w:rFonts w:ascii="Calibri" w:hAnsi="Calibri" w:cs="Calibri"/>
-          <w:color w:val="FF0000"/>
+          <w:highlight w:val="yellow"/>
+        </w:rPr>
+        <w:t xml:space="preserve"> ou dos</w:t>
+      </w:r>
+      <w:r>
+        <w:rPr>
+          <w:rFonts w:ascii="Calibri" w:hAnsi="Calibri" w:cs="Calibri"/>
+          <w:highlight w:val="yellow"/>
+        </w:rPr>
+        <w:t xml:space="preserve"> ou da ou das</w:t>
+      </w:r>
+      <w:r>
+        <w:rPr>
+          <w:rFonts w:ascii="Calibri" w:hAnsi="Calibri" w:cs="Calibri"/>
+          <w:highlight w:val="yellow"/>
+        </w:rPr>
+        <w:t>)</w:t>
+      </w:r>
+      <w:r>
+        <w:rPr>
+          <w:rFonts w:ascii="Calibri" w:hAnsi="Calibri" w:cs="Calibri"/>
         </w:rPr>
         <w:t xml:space="preserve"> </w:t>
       </w:r>
       <w:r>
         <w:rPr>
           <w:rFonts w:ascii="Calibri" w:hAnsi="Calibri" w:cs="Calibri"/>
-          <w:color w:val="FF0000"/>
+          <w:highlight w:val="yellow"/>
         </w:rPr>
         <w:t>(</w:t>
       </w:r>
       <w:r>
         <w:rPr>
           <w:rFonts w:ascii="Calibri" w:hAnsi="Calibri" w:cs="Calibri"/>
-          <w:color w:val="FF0000"/>
+          <w:highlight w:val="yellow"/>
         </w:rPr>
         <w:t>Executado</w:t>
       </w:r>
       <w:r>
         <w:rPr>
           <w:rFonts w:ascii="Calibri" w:hAnsi="Calibri" w:cs="Calibri"/>
-          <w:color w:val="FF0000"/>
-        </w:rPr>
-        <w:t xml:space="preserve"> ou Executados)</w:t>
+          <w:highlight w:val="yellow"/>
+        </w:rPr>
+        <w:t xml:space="preserve"> ou Executados</w:t>
+      </w:r>
+      <w:r>
+        <w:rPr>
+          <w:rFonts w:ascii="Calibri" w:hAnsi="Calibri" w:cs="Calibri"/>
+          <w:highlight w:val="yellow"/>
+        </w:rPr>
+        <w:t xml:space="preserve"> ou Executada ou Executadas</w:t>
+      </w:r>
+      <w:r>
+        <w:rPr>
+          <w:rFonts w:ascii="Calibri" w:hAnsi="Calibri" w:cs="Calibri"/>
+          <w:highlight w:val="yellow"/>
+        </w:rPr>
+        <w:t>)</w:t>
       </w:r>
       <w:r>
         <w:rPr>
@@ -1484,7 +1602,7 @@
       <w:r>
         <w:rPr>
           <w:rFonts w:ascii="Calibri" w:hAnsi="Calibri" w:cs="Calibri,Bold"/>
-          <w:b w:val="0"/>
+          <w:b/>
           <w:bCs/>
           <w:color w:val="000000"/>
           <w:szCs w:val="22"/>
@@ -1496,7 +1614,7 @@
       <w:r>
         <w:rPr>
           <w:rFonts w:ascii="Calibri" w:hAnsi="Calibri" w:cs="Calibri,Bold"/>
-          <w:b w:val="0"/>
+          <w:b/>
           <w:bCs/>
           <w:color w:val="000000"/>
           <w:szCs w:val="22"/>
@@ -1508,7 +1626,7 @@
       <w:r>
         <w:rPr>
           <w:rFonts w:ascii="Calibri" w:hAnsi="Calibri" w:cs="Calibri,Bold"/>
-          <w:b w:val="0"/>
+          <w:b/>
           <w:bCs/>
           <w:color w:val="000000"/>
           <w:szCs w:val="22"/>
@@ -1518,7 +1636,7 @@
       <w:r>
         <w:rPr>
           <w:rFonts w:ascii="Calibri" w:hAnsi="Calibri" w:cs="Calibri,Bold"/>
-          <w:b w:val="0"/>
+          <w:b/>
           <w:bCs/>
           <w:color w:val="000000"/>
           <w:szCs w:val="22"/>

--- a/Petições/Penhora/Penhora salarial.docx
+++ b/Petições/Penhora/Penhora salarial.docx
@@ -505,10 +505,106 @@
       <w:r>
         <w:rPr>
           <w:rFonts w:ascii="Calibri" w:hAnsi="Calibri" w:cs="Calibri"/>
+          <w:color w:val="FF0000"/>
+          <w:sz w:val="24"/>
+        </w:rPr>
+        <w:t>o</w:t>
+      </w:r>
+      <w:r>
+        <w:rPr>
+          <w:rFonts w:ascii="Calibri" w:hAnsi="Calibri" w:cs="Calibri"/>
+          <w:color w:val="FF0000"/>
+          <w:sz w:val="24"/>
+        </w:rPr>
+        <w:t>(a)</w:t>
+      </w:r>
+      <w:r>
+        <w:rPr>
+          <w:rFonts w:ascii="Calibri" w:hAnsi="Calibri" w:cs="Calibri"/>
+          <w:color w:val="FF0000"/>
+          <w:sz w:val="24"/>
+        </w:rPr>
+        <w:t xml:space="preserve"> empregador</w:t>
+      </w:r>
+      <w:r>
+        <w:rPr>
+          <w:rFonts w:ascii="Calibri" w:hAnsi="Calibri" w:cs="Calibri"/>
+          <w:color w:val="FF0000"/>
+          <w:sz w:val="24"/>
+        </w:rPr>
+        <w:t>(a)</w:t>
+      </w:r>
+      <w:r>
+        <w:rPr>
+          <w:rFonts w:ascii="Calibri" w:hAnsi="Calibri" w:cs="Calibri"/>
+          <w:color w:val="FF0000"/>
+          <w:sz w:val="24"/>
+        </w:rPr>
+        <w:t xml:space="preserve"> (</w:t>
+      </w:r>
+      <w:r>
+        <w:rPr>
+          <w:rFonts w:ascii="Calibri" w:hAnsi="Calibri" w:cs="Calibri"/>
+          <w:color w:val="FF0000"/>
+          <w:sz w:val="24"/>
+        </w:rPr>
+        <w:t>xxx</w:t>
+      </w:r>
+      <w:r>
+        <w:rPr>
+          <w:rFonts w:ascii="Calibri" w:hAnsi="Calibri" w:cs="Calibri"/>
+          <w:color w:val="FF0000"/>
+          <w:sz w:val="24"/>
+        </w:rPr>
+        <w:t>)</w:t>
+      </w:r>
+      <w:r>
+        <w:rPr>
+          <w:rFonts w:ascii="Calibri" w:hAnsi="Calibri" w:cs="Calibri"/>
+          <w:color w:val="000000"/>
+          <w:sz w:val="24"/>
+        </w:rPr>
+        <w:t xml:space="preserve">, localizado no endereço: </w:t>
+      </w:r>
+      <w:r>
+        <w:rPr>
+          <w:rFonts w:ascii="Calibri" w:hAnsi="Calibri" w:cs="Calibri"/>
+          <w:color w:val="FF0000"/>
+          <w:sz w:val="24"/>
+        </w:rPr>
+        <w:t>xxx</w:t>
+      </w:r>
+      <w:r>
+        <w:rPr>
+          <w:rFonts w:ascii="Calibri" w:hAnsi="Calibri" w:cs="Calibri"/>
+          <w:color w:val="000000"/>
+          <w:sz w:val="24"/>
+        </w:rPr>
+        <w:t xml:space="preserve">, para que informe a este juízo se </w:t>
+      </w:r>
+      <w:r>
+        <w:rPr>
+          <w:rFonts w:ascii="Calibri" w:hAnsi="Calibri" w:cs="Calibri"/>
+          <w:color w:val="000000"/>
+          <w:sz w:val="24"/>
+        </w:rPr>
+        <w:t xml:space="preserve">o </w:t>
+      </w:r>
+      <w:r>
+        <w:rPr>
+          <w:rFonts w:ascii="Calibri" w:hAnsi="Calibri" w:cs="Calibri"/>
+          <w:color w:val="000000"/>
+          <w:sz w:val="24"/>
+        </w:rPr>
+        <w:t xml:space="preserve">vínculo ainda se encontra ativo, o valor da remuneração, o cargo ocupado e os descontos legais efetivados no contracheque </w:t>
+      </w:r>
+      <w:r>
+        <w:rPr>
+          <w:rFonts w:ascii="Calibri" w:hAnsi="Calibri" w:cs="Calibri"/>
           <w:sz w:val="24"/>
           <w:highlight w:val="yellow"/>
         </w:rPr>
-        <w:t>o empregador</w:t>
+        <w:t>(do ou dos</w:t>
       </w:r>
       <w:r>
         <w:rPr>
@@ -516,17 +612,19 @@
           <w:sz w:val="24"/>
           <w:highlight w:val="yellow"/>
         </w:rPr>
-      </w:r>
-      <w:r>
-        <w:rPr>
-          <w:rFonts w:ascii="Calibri" w:hAnsi="Calibri" w:cs="Calibri"/>
-          <w:sz w:val="24"/>
-        </w:rPr>
-      </w:r>
-      <w:r>
-        <w:rPr>
-          <w:rFonts w:ascii="Calibri" w:hAnsi="Calibri" w:cs="Calibri"/>
-          <w:color w:val="FF0000"/>
+        <w:t xml:space="preserve"> ou da ou das</w:t>
+      </w:r>
+      <w:r>
+        <w:rPr>
+          <w:rFonts w:ascii="Calibri" w:hAnsi="Calibri" w:cs="Calibri"/>
+          <w:sz w:val="24"/>
+          <w:highlight w:val="yellow"/>
+        </w:rPr>
+        <w:t>)</w:t>
+      </w:r>
+      <w:r>
+        <w:rPr>
+          <w:rFonts w:ascii="Calibri" w:hAnsi="Calibri" w:cs="Calibri"/>
           <w:sz w:val="24"/>
         </w:rPr>
         <w:t xml:space="preserve"> </w:t>
@@ -534,24 +632,24 @@
       <w:r>
         <w:rPr>
           <w:rFonts w:ascii="Calibri" w:hAnsi="Calibri" w:cs="Calibri"/>
-          <w:color w:val="FF0000"/>
-          <w:sz w:val="24"/>
-        </w:rPr>
-        <w:t>(</w:t>
-      </w:r>
-      <w:r>
-        <w:rPr>
-          <w:rFonts w:ascii="Calibri" w:hAnsi="Calibri" w:cs="Calibri"/>
-          <w:color w:val="FF0000"/>
-          <w:sz w:val="24"/>
-        </w:rPr>
-        <w:t>xxx</w:t>
-      </w:r>
-      <w:r>
-        <w:rPr>
-          <w:rFonts w:ascii="Calibri" w:hAnsi="Calibri" w:cs="Calibri"/>
-          <w:color w:val="FF0000"/>
-          <w:sz w:val="24"/>
+          <w:sz w:val="24"/>
+          <w:highlight w:val="yellow"/>
+        </w:rPr>
+        <w:t>(executado ou executados</w:t>
+      </w:r>
+      <w:r>
+        <w:rPr>
+          <w:rFonts w:ascii="Calibri" w:hAnsi="Calibri" w:cs="Calibri"/>
+          <w:sz w:val="24"/>
+          <w:highlight w:val="yellow"/>
+        </w:rPr>
+        <w:t xml:space="preserve"> ou executada ou executadas</w:t>
+      </w:r>
+      <w:r>
+        <w:rPr>
+          <w:rFonts w:ascii="Calibri" w:hAnsi="Calibri" w:cs="Calibri"/>
+          <w:sz w:val="24"/>
+          <w:highlight w:val="yellow"/>
         </w:rPr>
         <w:t>)</w:t>
       </w:r>
@@ -561,101 +659,6 @@
           <w:color w:val="000000"/>
           <w:sz w:val="24"/>
         </w:rPr>
-        <w:t xml:space="preserve">, localizado no endereço: </w:t>
-      </w:r>
-      <w:r>
-        <w:rPr>
-          <w:rFonts w:ascii="Calibri" w:hAnsi="Calibri" w:cs="Calibri"/>
-          <w:color w:val="FF0000"/>
-          <w:sz w:val="24"/>
-        </w:rPr>
-        <w:t>xxx</w:t>
-      </w:r>
-      <w:r>
-        <w:rPr>
-          <w:rFonts w:ascii="Calibri" w:hAnsi="Calibri" w:cs="Calibri"/>
-          <w:color w:val="000000"/>
-          <w:sz w:val="24"/>
-        </w:rPr>
-        <w:t xml:space="preserve">, para que informe a este juízo se </w:t>
-      </w:r>
-      <w:r>
-        <w:rPr>
-          <w:rFonts w:ascii="Calibri" w:hAnsi="Calibri" w:cs="Calibri"/>
-          <w:color w:val="000000"/>
-          <w:sz w:val="24"/>
-        </w:rPr>
-        <w:t xml:space="preserve">o </w:t>
-      </w:r>
-      <w:r>
-        <w:rPr>
-          <w:rFonts w:ascii="Calibri" w:hAnsi="Calibri" w:cs="Calibri"/>
-          <w:color w:val="000000"/>
-          <w:sz w:val="24"/>
-        </w:rPr>
-        <w:t xml:space="preserve">vínculo ainda se encontra ativo, o valor da remuneração, o cargo ocupado e os descontos legais efetivados no contracheque </w:t>
-      </w:r>
-      <w:r>
-        <w:rPr>
-          <w:rFonts w:ascii="Calibri" w:hAnsi="Calibri" w:cs="Calibri"/>
-          <w:sz w:val="24"/>
-          <w:highlight w:val="yellow"/>
-        </w:rPr>
-        <w:t>(do ou dos</w:t>
-      </w:r>
-      <w:r>
-        <w:rPr>
-          <w:rFonts w:ascii="Calibri" w:hAnsi="Calibri" w:cs="Calibri"/>
-          <w:sz w:val="24"/>
-          <w:highlight w:val="yellow"/>
-        </w:rPr>
-        <w:t xml:space="preserve"> ou da ou das</w:t>
-      </w:r>
-      <w:r>
-        <w:rPr>
-          <w:rFonts w:ascii="Calibri" w:hAnsi="Calibri" w:cs="Calibri"/>
-          <w:sz w:val="24"/>
-          <w:highlight w:val="yellow"/>
-        </w:rPr>
-        <w:t>)</w:t>
-      </w:r>
-      <w:r>
-        <w:rPr>
-          <w:rFonts w:ascii="Calibri" w:hAnsi="Calibri" w:cs="Calibri"/>
-          <w:sz w:val="24"/>
-        </w:rPr>
-        <w:t xml:space="preserve"> </w:t>
-      </w:r>
-      <w:r>
-        <w:rPr>
-          <w:rFonts w:ascii="Calibri" w:hAnsi="Calibri" w:cs="Calibri"/>
-          <w:sz w:val="24"/>
-          <w:highlight w:val="yellow"/>
-        </w:rPr>
-        <w:t>(executado ou executados</w:t>
-      </w:r>
-      <w:r>
-        <w:rPr>
-          <w:rFonts w:ascii="Calibri" w:hAnsi="Calibri" w:cs="Calibri"/>
-          <w:sz w:val="24"/>
-          <w:highlight w:val="yellow"/>
-        </w:rPr>
-        <w:t xml:space="preserve"> ou executada ou executadas</w:t>
-      </w:r>
-      <w:r>
-        <w:rPr>
-          <w:rFonts w:ascii="Calibri" w:hAnsi="Calibri" w:cs="Calibri"/>
-          <w:sz w:val="24"/>
-          <w:highlight w:val="yellow"/>
-        </w:rPr>
-        <w:t>)</w:t>
-      </w:r>
-      <w:r>
-        <w:rPr>
-          <w:rFonts w:ascii="Calibri" w:hAnsi="Calibri" w:cs="Calibri"/>
-          <w:color w:val="000000"/>
-          <w:sz w:val="24"/>
-        </w:rPr>
         <w:t>.</w:t>
       </w:r>
     </w:p>
@@ -756,7 +759,25 @@
           <w:color w:val="000000"/>
           <w:sz w:val="24"/>
         </w:rPr>
-        <w:t xml:space="preserve"> de  30% (trinta por cento) dos recebíveis ou em percentual que o magistrado concorde, nos termos da  jurisprudência deste Tribunal de Justiça alinhada ao recente entendimento do  Superior Tribunal de Justiça, em que a regra geral d</w:t>
+        <w:t xml:space="preserve"> de  30% (trinta por cento) dos recebíveis ou em percentual que o magistrado concorde, nos termos da  jurisprudência deste Tribunal de Justiça </w:t>
+      </w:r>
+      <w:proofErr w:type="gramStart"/>
+      <w:r>
+        <w:rPr>
+          <w:rFonts w:ascii="Calibri" w:hAnsi="Calibri" w:cs="Calibri"/>
+          <w:color w:val="000000"/>
+          <w:sz w:val="24"/>
+        </w:rPr>
+        <w:t>alinhada</w:t>
+      </w:r>
+      <w:proofErr w:type="gramEnd"/>
+      <w:r>
+        <w:rPr>
+          <w:rFonts w:ascii="Calibri" w:hAnsi="Calibri" w:cs="Calibri"/>
+          <w:color w:val="000000"/>
+          <w:sz w:val="24"/>
+        </w:rPr>
+        <w:t xml:space="preserve"> ao recente entendimento do  Superior Tribunal de Justiça, em que a regra geral d</w:t>
       </w:r>
       <w:r>
         <w:rPr>
@@ -1814,7 +1835,7 @@
         <w:sz w:val="20"/>
         <w:szCs w:val="20"/>
       </w:rPr>
-      <w:t>4</w:t>
+      <w:t>1</w:t>
     </w:r>
     <w:r>
       <w:rPr>
